--- a/flow/20230914_vu_template/drafts/2024-11-u/26-ВТ-Аліпія.docx
+++ b/flow/20230914_vu_template/drafts/2024-11-u/26-ВТ-Аліпія.docx
@@ -10105,12 +10105,8 @@
     </w:p>
     <w:p>
       <w:pPr>
-        <w:spacing w:after="120"/>
-        <w:rPr>
-          <w:rFonts w:ascii="Times New Roman" w:hAnsi="Times New Roman"/>
-          <w:sz w:val="24"/>
-          <w:szCs w:val="24"/>
-        </w:rPr>
+        <w:pStyle w:val="Normal"/>
+        <w:spacing w:after="120"/>
       </w:pPr>
       <w:r>
         <w:rPr>
@@ -10118,15 +10114,24 @@
           <w:b/>
           <w:color w:val="000000"/>
           <w:sz w:val="24"/>
-          <w:szCs w:val="24"/>
-        </w:rPr>
-        <w:t>Го</w:t>
-      </w:r>
-      <w:r>
-        <w:rPr>
-          <w:rFonts w:ascii="Times New Roman" w:hAnsi="Times New Roman"/>
-          <w:sz w:val="24"/>
-          <w:szCs w:val="24"/>
+        </w:rPr>
+        <w:t xml:space="preserve">Го́споди, взива́ю я до Те́бе, ви́слухай мене́.* </w:t>
+      </w:r>
+      <w:r>
+        <w:rPr>
+          <w:rFonts w:ascii="Times New Roman" w:hAnsi="Times New Roman"/>
+          <w:b/>
+          <w:color w:val="000000"/>
+          <w:sz w:val="24"/>
+        </w:rPr>
+        <w:t>Ви</w:t>
+      </w:r>
+      <w:r>
+        <w:rPr>
+          <w:rFonts w:ascii="Times New Roman" w:hAnsi="Times New Roman"/>
+          <w:b/>
+          <w:color w:val="000000"/>
+          <w:sz w:val="24"/>
         </w:rPr>
         <w:t>́</w:t>
       </w:r>
@@ -10136,15 +10141,69 @@
           <w:b/>
           <w:color w:val="000000"/>
           <w:sz w:val="24"/>
-          <w:szCs w:val="24"/>
+        </w:rPr>
+        <w:t>слухай мене</w:t>
+      </w:r>
+      <w:r>
+        <w:rPr>
+          <w:rFonts w:ascii="Times New Roman" w:hAnsi="Times New Roman"/>
+          <w:b/>
+          <w:color w:val="000000"/>
+          <w:sz w:val="24"/>
+        </w:rPr>
+        <w:t>́</w:t>
+      </w:r>
+      <w:r>
+        <w:rPr>
+          <w:rFonts w:ascii="Times New Roman" w:hAnsi="Times New Roman"/>
+          <w:b/>
+          <w:color w:val="000000"/>
+          <w:sz w:val="24"/>
+        </w:rPr>
+        <w:t>, Го</w:t>
+      </w:r>
+      <w:r>
+        <w:rPr>
+          <w:rFonts w:ascii="Times New Roman" w:hAnsi="Times New Roman"/>
+          <w:b/>
+          <w:color w:val="000000"/>
+          <w:sz w:val="24"/>
+        </w:rPr>
+        <w:t>́</w:t>
+      </w:r>
+      <w:r>
+        <w:rPr>
+          <w:rFonts w:ascii="Times New Roman" w:hAnsi="Times New Roman"/>
+          <w:b/>
+          <w:color w:val="000000"/>
+          <w:sz w:val="24"/>
+        </w:rPr>
+        <w:t>споди.* Го</w:t>
+      </w:r>
+      <w:r>
+        <w:rPr>
+          <w:rFonts w:ascii="Times New Roman" w:hAnsi="Times New Roman"/>
+          <w:b/>
+          <w:color w:val="000000"/>
+          <w:sz w:val="24"/>
+        </w:rPr>
+        <w:t>́</w:t>
+      </w:r>
+      <w:r>
+        <w:rPr>
+          <w:rFonts w:ascii="Times New Roman" w:hAnsi="Times New Roman"/>
+          <w:b/>
+          <w:color w:val="000000"/>
+          <w:sz w:val="24"/>
         </w:rPr>
         <w:t>споди, взива</w:t>
       </w:r>
       <w:r>
         <w:rPr>
           <w:rFonts w:ascii="Times New Roman" w:hAnsi="Times New Roman"/>
-          <w:sz w:val="24"/>
-          <w:szCs w:val="24"/>
+          <w:b/>
+          <w:color w:val="000000"/>
+          <w:sz w:val="24"/>
         </w:rPr>
         <w:t>́</w:t>
       </w:r>
@@ -10154,15 +10213,15 @@
           <w:b/>
           <w:color w:val="000000"/>
           <w:sz w:val="24"/>
-          <w:szCs w:val="24"/>
         </w:rPr>
         <w:t>ю я до Те</w:t>
       </w:r>
       <w:r>
         <w:rPr>
           <w:rFonts w:ascii="Times New Roman" w:hAnsi="Times New Roman"/>
-          <w:sz w:val="24"/>
-          <w:szCs w:val="24"/>
+          <w:b/>
+          <w:color w:val="000000"/>
+          <w:sz w:val="24"/>
         </w:rPr>
         <w:t>́</w:t>
       </w:r>
@@ -10172,15 +10231,15 @@
           <w:b/>
           <w:color w:val="000000"/>
           <w:sz w:val="24"/>
-          <w:szCs w:val="24"/>
         </w:rPr>
         <w:t>бе, ви</w:t>
       </w:r>
       <w:r>
         <w:rPr>
           <w:rFonts w:ascii="Times New Roman" w:hAnsi="Times New Roman"/>
-          <w:sz w:val="24"/>
-          <w:szCs w:val="24"/>
+          <w:b/>
+          <w:color w:val="000000"/>
+          <w:sz w:val="24"/>
         </w:rPr>
         <w:t>́</w:t>
       </w:r>
@@ -10190,15 +10249,15 @@
           <w:b/>
           <w:color w:val="000000"/>
           <w:sz w:val="24"/>
-          <w:szCs w:val="24"/>
         </w:rPr>
         <w:t>слухай мене</w:t>
       </w:r>
       <w:r>
         <w:rPr>
           <w:rFonts w:ascii="Times New Roman" w:hAnsi="Times New Roman"/>
-          <w:sz w:val="24"/>
-          <w:szCs w:val="24"/>
+          <w:b/>
+          <w:color w:val="000000"/>
+          <w:sz w:val="24"/>
         </w:rPr>
         <w:t>́</w:t>
       </w:r>
@@ -10208,15 +10267,15 @@
           <w:b/>
           <w:color w:val="000000"/>
           <w:sz w:val="24"/>
-          <w:szCs w:val="24"/>
-        </w:rPr>
-        <w:t>.* Ви</w:t>
-      </w:r>
-      <w:r>
-        <w:rPr>
-          <w:rFonts w:ascii="Times New Roman" w:hAnsi="Times New Roman"/>
-          <w:sz w:val="24"/>
-          <w:szCs w:val="24"/>
+        </w:rPr>
+        <w:t>.* Почу</w:t>
+      </w:r>
+      <w:r>
+        <w:rPr>
+          <w:rFonts w:ascii="Times New Roman" w:hAnsi="Times New Roman"/>
+          <w:b/>
+          <w:color w:val="000000"/>
+          <w:sz w:val="24"/>
         </w:rPr>
         <w:t>́</w:t>
       </w:r>
@@ -10226,15 +10285,15 @@
           <w:b/>
           <w:color w:val="000000"/>
           <w:sz w:val="24"/>
-          <w:szCs w:val="24"/>
-        </w:rPr>
-        <w:t>слухай мене, Го</w:t>
-      </w:r>
-      <w:r>
-        <w:rPr>
-          <w:rFonts w:ascii="Times New Roman" w:hAnsi="Times New Roman"/>
-          <w:sz w:val="24"/>
-          <w:szCs w:val="24"/>
+        </w:rPr>
+        <w:t>й го</w:t>
+      </w:r>
+      <w:r>
+        <w:rPr>
+          <w:rFonts w:ascii="Times New Roman" w:hAnsi="Times New Roman"/>
+          <w:b/>
+          <w:color w:val="000000"/>
+          <w:sz w:val="24"/>
         </w:rPr>
         <w:t>́</w:t>
       </w:r>
@@ -10244,15 +10303,15 @@
           <w:b/>
           <w:color w:val="000000"/>
           <w:sz w:val="24"/>
-          <w:szCs w:val="24"/>
-        </w:rPr>
-        <w:t>споди.* Го</w:t>
-      </w:r>
-      <w:r>
-        <w:rPr>
-          <w:rFonts w:ascii="Times New Roman" w:hAnsi="Times New Roman"/>
-          <w:sz w:val="24"/>
-          <w:szCs w:val="24"/>
+        </w:rPr>
+        <w:t>лос молі</w:t>
+      </w:r>
+      <w:r>
+        <w:rPr>
+          <w:rFonts w:ascii="Times New Roman" w:hAnsi="Times New Roman"/>
+          <w:b/>
+          <w:color w:val="000000"/>
+          <w:sz w:val="24"/>
         </w:rPr>
         <w:t>́</w:t>
       </w:r>
@@ -10262,15 +10321,15 @@
           <w:b/>
           <w:color w:val="000000"/>
           <w:sz w:val="24"/>
-          <w:szCs w:val="24"/>
-        </w:rPr>
-        <w:t>споди, взива</w:t>
-      </w:r>
-      <w:r>
-        <w:rPr>
-          <w:rFonts w:ascii="Times New Roman" w:hAnsi="Times New Roman"/>
-          <w:sz w:val="24"/>
-          <w:szCs w:val="24"/>
+        </w:rPr>
+        <w:t>ння мого</w:t>
+      </w:r>
+      <w:r>
+        <w:rPr>
+          <w:rFonts w:ascii="Times New Roman" w:hAnsi="Times New Roman"/>
+          <w:b/>
+          <w:color w:val="000000"/>
+          <w:sz w:val="24"/>
         </w:rPr>
         <w:t>́</w:t>
       </w:r>
@@ -10280,15 +10339,15 @@
           <w:b/>
           <w:color w:val="000000"/>
           <w:sz w:val="24"/>
-          <w:szCs w:val="24"/>
-        </w:rPr>
-        <w:t>ю я до Те</w:t>
-      </w:r>
-      <w:r>
-        <w:rPr>
-          <w:rFonts w:ascii="Times New Roman" w:hAnsi="Times New Roman"/>
-          <w:sz w:val="24"/>
-          <w:szCs w:val="24"/>
+        </w:rPr>
+        <w:t>,* коли</w:t>
+      </w:r>
+      <w:r>
+        <w:rPr>
+          <w:rFonts w:ascii="Times New Roman" w:hAnsi="Times New Roman"/>
+          <w:b/>
+          <w:color w:val="000000"/>
+          <w:sz w:val="24"/>
         </w:rPr>
         <w:t>́</w:t>
       </w:r>
@@ -10298,15 +10357,15 @@
           <w:b/>
           <w:color w:val="000000"/>
           <w:sz w:val="24"/>
-          <w:szCs w:val="24"/>
-        </w:rPr>
-        <w:t>бе, ви</w:t>
-      </w:r>
-      <w:r>
-        <w:rPr>
-          <w:rFonts w:ascii="Times New Roman" w:hAnsi="Times New Roman"/>
-          <w:sz w:val="24"/>
-          <w:szCs w:val="24"/>
+        </w:rPr>
+        <w:t xml:space="preserve"> взива</w:t>
+      </w:r>
+      <w:r>
+        <w:rPr>
+          <w:rFonts w:ascii="Times New Roman" w:hAnsi="Times New Roman"/>
+          <w:b/>
+          <w:color w:val="000000"/>
+          <w:sz w:val="24"/>
         </w:rPr>
         <w:t>́</w:t>
       </w:r>
@@ -10316,15 +10375,51 @@
           <w:b/>
           <w:color w:val="000000"/>
           <w:sz w:val="24"/>
-          <w:szCs w:val="24"/>
+        </w:rPr>
+        <w:t>ю до Те</w:t>
+      </w:r>
+      <w:r>
+        <w:rPr>
+          <w:rFonts w:ascii="Times New Roman" w:hAnsi="Times New Roman"/>
+          <w:b/>
+          <w:color w:val="000000"/>
+          <w:sz w:val="24"/>
+        </w:rPr>
+        <w:t>́</w:t>
+      </w:r>
+      <w:r>
+        <w:rPr>
+          <w:rFonts w:ascii="Times New Roman" w:hAnsi="Times New Roman"/>
+          <w:b/>
+          <w:color w:val="000000"/>
+          <w:sz w:val="24"/>
+        </w:rPr>
+        <w:t>бе.* Ви</w:t>
+      </w:r>
+      <w:r>
+        <w:rPr>
+          <w:rFonts w:ascii="Times New Roman" w:hAnsi="Times New Roman"/>
+          <w:b/>
+          <w:color w:val="000000"/>
+          <w:sz w:val="24"/>
+        </w:rPr>
+        <w:t>́</w:t>
+      </w:r>
+      <w:r>
+        <w:rPr>
+          <w:rFonts w:ascii="Times New Roman" w:hAnsi="Times New Roman"/>
+          <w:b/>
+          <w:color w:val="000000"/>
+          <w:sz w:val="24"/>
         </w:rPr>
         <w:t>слухай мене</w:t>
       </w:r>
       <w:r>
         <w:rPr>
           <w:rFonts w:ascii="Times New Roman" w:hAnsi="Times New Roman"/>
-          <w:sz w:val="24"/>
-          <w:szCs w:val="24"/>
+          <w:b/>
+          <w:color w:val="000000"/>
+          <w:sz w:val="24"/>
         </w:rPr>
         <w:t>́</w:t>
       </w:r>
@@ -10334,15 +10429,15 @@
           <w:b/>
           <w:color w:val="000000"/>
           <w:sz w:val="24"/>
-          <w:szCs w:val="24"/>
-        </w:rPr>
-        <w:t>.* Почу</w:t>
-      </w:r>
-      <w:r>
-        <w:rPr>
-          <w:rFonts w:ascii="Times New Roman" w:hAnsi="Times New Roman"/>
-          <w:sz w:val="24"/>
-          <w:szCs w:val="24"/>
+        </w:rPr>
+        <w:t>, Го</w:t>
+      </w:r>
+      <w:r>
+        <w:rPr>
+          <w:rFonts w:ascii="Times New Roman" w:hAnsi="Times New Roman"/>
+          <w:b/>
+          <w:color w:val="000000"/>
+          <w:sz w:val="24"/>
         </w:rPr>
         <w:t>́</w:t>
       </w:r>
@@ -10352,15 +10447,30 @@
           <w:b/>
           <w:color w:val="000000"/>
           <w:sz w:val="24"/>
-          <w:szCs w:val="24"/>
-        </w:rPr>
-        <w:t>й го</w:t>
-      </w:r>
-      <w:r>
-        <w:rPr>
-          <w:rFonts w:ascii="Times New Roman" w:hAnsi="Times New Roman"/>
-          <w:sz w:val="24"/>
-          <w:szCs w:val="24"/>
+        </w:rPr>
+        <w:t>споди.</w:t>
+      </w:r>
+    </w:p>
+    <w:p>
+      <w:pPr>
+        <w:pStyle w:val="Normal"/>
+        <w:spacing w:after="120"/>
+      </w:pPr>
+      <w:r>
+        <w:rPr>
+          <w:rFonts w:ascii="Times New Roman" w:hAnsi="Times New Roman"/>
+          <w:b/>
+          <w:color w:val="000000"/>
+          <w:sz w:val="24"/>
+        </w:rPr>
+        <w:t>Неха</w:t>
+      </w:r>
+      <w:r>
+        <w:rPr>
+          <w:rFonts w:ascii="Times New Roman" w:hAnsi="Times New Roman"/>
+          <w:b/>
+          <w:color w:val="000000"/>
+          <w:sz w:val="24"/>
         </w:rPr>
         <w:t>́</w:t>
       </w:r>
@@ -10370,15 +10480,15 @@
           <w:b/>
           <w:color w:val="000000"/>
           <w:sz w:val="24"/>
-          <w:szCs w:val="24"/>
-        </w:rPr>
-        <w:t>лос молі</w:t>
-      </w:r>
-      <w:r>
-        <w:rPr>
-          <w:rFonts w:ascii="Times New Roman" w:hAnsi="Times New Roman"/>
-          <w:sz w:val="24"/>
-          <w:szCs w:val="24"/>
+        </w:rPr>
+        <w:t>й піднесе</w:t>
+      </w:r>
+      <w:r>
+        <w:rPr>
+          <w:rFonts w:ascii="Times New Roman" w:hAnsi="Times New Roman"/>
+          <w:b/>
+          <w:color w:val="000000"/>
+          <w:sz w:val="24"/>
         </w:rPr>
         <w:t>́</w:t>
       </w:r>
@@ -10388,15 +10498,15 @@
           <w:b/>
           <w:color w:val="000000"/>
           <w:sz w:val="24"/>
-          <w:szCs w:val="24"/>
-        </w:rPr>
-        <w:t>ння мого</w:t>
-      </w:r>
-      <w:r>
-        <w:rPr>
-          <w:rFonts w:ascii="Times New Roman" w:hAnsi="Times New Roman"/>
-          <w:sz w:val="24"/>
-          <w:szCs w:val="24"/>
+        </w:rPr>
+        <w:t>ться моли</w:t>
+      </w:r>
+      <w:r>
+        <w:rPr>
+          <w:rFonts w:ascii="Times New Roman" w:hAnsi="Times New Roman"/>
+          <w:b/>
+          <w:color w:val="000000"/>
+          <w:sz w:val="24"/>
         </w:rPr>
         <w:t>́</w:t>
       </w:r>
@@ -10406,15 +10516,15 @@
           <w:b/>
           <w:color w:val="000000"/>
           <w:sz w:val="24"/>
-          <w:szCs w:val="24"/>
-        </w:rPr>
-        <w:t>,* коли</w:t>
-      </w:r>
-      <w:r>
-        <w:rPr>
-          <w:rFonts w:ascii="Times New Roman" w:hAnsi="Times New Roman"/>
-          <w:sz w:val="24"/>
-          <w:szCs w:val="24"/>
+        </w:rPr>
+        <w:t>тва моя</w:t>
+      </w:r>
+      <w:r>
+        <w:rPr>
+          <w:rFonts w:ascii="Times New Roman" w:hAnsi="Times New Roman"/>
+          <w:b/>
+          <w:color w:val="000000"/>
+          <w:sz w:val="24"/>
         </w:rPr>
         <w:t>́</w:t>
       </w:r>
@@ -10424,15 +10534,15 @@
           <w:b/>
           <w:color w:val="000000"/>
           <w:sz w:val="24"/>
-          <w:szCs w:val="24"/>
-        </w:rPr>
-        <w:t xml:space="preserve"> взива</w:t>
-      </w:r>
-      <w:r>
-        <w:rPr>
-          <w:rFonts w:ascii="Times New Roman" w:hAnsi="Times New Roman"/>
-          <w:sz w:val="24"/>
-          <w:szCs w:val="24"/>
+        </w:rPr>
+        <w:t>,* мов кади</w:t>
+      </w:r>
+      <w:r>
+        <w:rPr>
+          <w:rFonts w:ascii="Times New Roman" w:hAnsi="Times New Roman"/>
+          <w:b/>
+          <w:color w:val="000000"/>
+          <w:sz w:val="24"/>
         </w:rPr>
         <w:t>́</w:t>
       </w:r>
@@ -10442,15 +10552,15 @@
           <w:b/>
           <w:color w:val="000000"/>
           <w:sz w:val="24"/>
-          <w:szCs w:val="24"/>
-        </w:rPr>
-        <w:t>ю до Те</w:t>
-      </w:r>
-      <w:r>
-        <w:rPr>
-          <w:rFonts w:ascii="Times New Roman" w:hAnsi="Times New Roman"/>
-          <w:sz w:val="24"/>
-          <w:szCs w:val="24"/>
+        </w:rPr>
+        <w:t>ло пе</w:t>
+      </w:r>
+      <w:r>
+        <w:rPr>
+          <w:rFonts w:ascii="Times New Roman" w:hAnsi="Times New Roman"/>
+          <w:b/>
+          <w:color w:val="000000"/>
+          <w:sz w:val="24"/>
         </w:rPr>
         <w:t>́</w:t>
       </w:r>
@@ -10460,15 +10570,15 @@
           <w:b/>
           <w:color w:val="000000"/>
           <w:sz w:val="24"/>
-          <w:szCs w:val="24"/>
-        </w:rPr>
-        <w:t>бе.* Ви</w:t>
-      </w:r>
-      <w:r>
-        <w:rPr>
-          <w:rFonts w:ascii="Times New Roman" w:hAnsi="Times New Roman"/>
-          <w:sz w:val="24"/>
-          <w:szCs w:val="24"/>
+        </w:rPr>
+        <w:t>ред Тобо</w:t>
+      </w:r>
+      <w:r>
+        <w:rPr>
+          <w:rFonts w:ascii="Times New Roman" w:hAnsi="Times New Roman"/>
+          <w:b/>
+          <w:color w:val="000000"/>
+          <w:sz w:val="24"/>
         </w:rPr>
         <w:t>́</w:t>
       </w:r>
@@ -10478,15 +10588,114 @@
           <w:b/>
           <w:color w:val="000000"/>
           <w:sz w:val="24"/>
-          <w:szCs w:val="24"/>
+        </w:rPr>
+        <w:t>ю;* підно</w:t>
+      </w:r>
+      <w:r>
+        <w:rPr>
+          <w:rFonts w:ascii="Times New Roman" w:hAnsi="Times New Roman"/>
+          <w:b/>
+          <w:color w:val="000000"/>
+          <w:sz w:val="24"/>
+        </w:rPr>
+        <w:t>́</w:t>
+      </w:r>
+      <w:r>
+        <w:rPr>
+          <w:rFonts w:ascii="Times New Roman" w:hAnsi="Times New Roman"/>
+          <w:b/>
+          <w:color w:val="000000"/>
+          <w:sz w:val="24"/>
+        </w:rPr>
+        <w:t>шення рук мої</w:t>
+      </w:r>
+      <w:r>
+        <w:rPr>
+          <w:rFonts w:ascii="Times New Roman" w:hAnsi="Times New Roman"/>
+          <w:b/>
+          <w:color w:val="000000"/>
+          <w:sz w:val="24"/>
+        </w:rPr>
+        <w:t>́</w:t>
+      </w:r>
+      <w:r>
+        <w:rPr>
+          <w:rFonts w:ascii="Times New Roman" w:hAnsi="Times New Roman"/>
+          <w:b/>
+          <w:color w:val="000000"/>
+          <w:sz w:val="24"/>
+        </w:rPr>
+        <w:t>х,* як же</w:t>
+      </w:r>
+      <w:r>
+        <w:rPr>
+          <w:rFonts w:ascii="Times New Roman" w:hAnsi="Times New Roman"/>
+          <w:b/>
+          <w:color w:val="000000"/>
+          <w:sz w:val="24"/>
+        </w:rPr>
+        <w:t>́</w:t>
+      </w:r>
+      <w:r>
+        <w:rPr>
+          <w:rFonts w:ascii="Times New Roman" w:hAnsi="Times New Roman"/>
+          <w:b/>
+          <w:color w:val="000000"/>
+          <w:sz w:val="24"/>
+        </w:rPr>
+        <w:t>ртва вечі</w:t>
+      </w:r>
+      <w:r>
+        <w:rPr>
+          <w:rFonts w:ascii="Times New Roman" w:hAnsi="Times New Roman"/>
+          <w:b/>
+          <w:color w:val="000000"/>
+          <w:sz w:val="24"/>
+        </w:rPr>
+        <w:t>́</w:t>
+      </w:r>
+      <w:r>
+        <w:rPr>
+          <w:rFonts w:ascii="Times New Roman" w:hAnsi="Times New Roman"/>
+          <w:b/>
+          <w:color w:val="000000"/>
+          <w:sz w:val="24"/>
+        </w:rPr>
+        <w:t xml:space="preserve">рня.* </w:t>
+      </w:r>
+      <w:r>
+        <w:rPr>
+          <w:rFonts w:ascii="Times New Roman" w:hAnsi="Times New Roman"/>
+          <w:b/>
+          <w:color w:val="000000"/>
+          <w:sz w:val="24"/>
+        </w:rPr>
+        <w:t>Ви</w:t>
+      </w:r>
+      <w:r>
+        <w:rPr>
+          <w:rFonts w:ascii="Times New Roman" w:hAnsi="Times New Roman"/>
+          <w:b/>
+          <w:color w:val="000000"/>
+          <w:sz w:val="24"/>
+        </w:rPr>
+        <w:t>́</w:t>
+      </w:r>
+      <w:r>
+        <w:rPr>
+          <w:rFonts w:ascii="Times New Roman" w:hAnsi="Times New Roman"/>
+          <w:b/>
+          <w:color w:val="000000"/>
+          <w:sz w:val="24"/>
         </w:rPr>
         <w:t>слухай мене</w:t>
       </w:r>
       <w:r>
         <w:rPr>
           <w:rFonts w:ascii="Times New Roman" w:hAnsi="Times New Roman"/>
-          <w:sz w:val="24"/>
-          <w:szCs w:val="24"/>
+          <w:b/>
+          <w:color w:val="000000"/>
+          <w:sz w:val="24"/>
         </w:rPr>
         <w:t>́</w:t>
       </w:r>
@@ -10496,15 +10705,15 @@
           <w:b/>
           <w:color w:val="000000"/>
           <w:sz w:val="24"/>
-          <w:szCs w:val="24"/>
         </w:rPr>
         <w:t>, Го</w:t>
       </w:r>
       <w:r>
         <w:rPr>
           <w:rFonts w:ascii="Times New Roman" w:hAnsi="Times New Roman"/>
-          <w:sz w:val="24"/>
-          <w:szCs w:val="24"/>
+          <w:b/>
+          <w:color w:val="000000"/>
+          <w:sz w:val="24"/>
         </w:rPr>
         <w:t>́</w:t>
       </w:r>
@@ -10514,279 +10723,6 @@
           <w:b/>
           <w:color w:val="000000"/>
           <w:sz w:val="24"/>
-          <w:szCs w:val="24"/>
-        </w:rPr>
-        <w:t>споди.</w:t>
-      </w:r>
-    </w:p>
-    <w:p>
-      <w:pPr>
-        <w:spacing w:after="120"/>
-        <w:rPr>
-          <w:rFonts w:ascii="Times New Roman" w:hAnsi="Times New Roman"/>
-          <w:sz w:val="24"/>
-          <w:szCs w:val="24"/>
-        </w:rPr>
-      </w:pPr>
-      <w:r>
-        <w:rPr>
-          <w:rFonts w:ascii="Times New Roman" w:hAnsi="Times New Roman"/>
-          <w:b/>
-          <w:color w:val="000000"/>
-          <w:sz w:val="24"/>
-          <w:szCs w:val="24"/>
-        </w:rPr>
-        <w:t>Неха</w:t>
-      </w:r>
-      <w:r>
-        <w:rPr>
-          <w:rFonts w:ascii="Times New Roman" w:hAnsi="Times New Roman"/>
-          <w:sz w:val="24"/>
-          <w:szCs w:val="24"/>
-        </w:rPr>
-        <w:t>́</w:t>
-      </w:r>
-      <w:r>
-        <w:rPr>
-          <w:rFonts w:ascii="Times New Roman" w:hAnsi="Times New Roman"/>
-          <w:b/>
-          <w:color w:val="000000"/>
-          <w:sz w:val="24"/>
-          <w:szCs w:val="24"/>
-        </w:rPr>
-        <w:t>й піднесе</w:t>
-      </w:r>
-      <w:r>
-        <w:rPr>
-          <w:rFonts w:ascii="Times New Roman" w:hAnsi="Times New Roman"/>
-          <w:sz w:val="24"/>
-          <w:szCs w:val="24"/>
-        </w:rPr>
-        <w:t>́</w:t>
-      </w:r>
-      <w:r>
-        <w:rPr>
-          <w:rFonts w:ascii="Times New Roman" w:hAnsi="Times New Roman"/>
-          <w:b/>
-          <w:color w:val="000000"/>
-          <w:sz w:val="24"/>
-          <w:szCs w:val="24"/>
-        </w:rPr>
-        <w:t>ться моли</w:t>
-      </w:r>
-      <w:r>
-        <w:rPr>
-          <w:rFonts w:ascii="Times New Roman" w:hAnsi="Times New Roman"/>
-          <w:sz w:val="24"/>
-          <w:szCs w:val="24"/>
-        </w:rPr>
-        <w:t>́</w:t>
-      </w:r>
-      <w:r>
-        <w:rPr>
-          <w:rFonts w:ascii="Times New Roman" w:hAnsi="Times New Roman"/>
-          <w:b/>
-          <w:color w:val="000000"/>
-          <w:sz w:val="24"/>
-          <w:szCs w:val="24"/>
-        </w:rPr>
-        <w:t>тва моя</w:t>
-      </w:r>
-      <w:r>
-        <w:rPr>
-          <w:rFonts w:ascii="Times New Roman" w:hAnsi="Times New Roman"/>
-          <w:sz w:val="24"/>
-          <w:szCs w:val="24"/>
-        </w:rPr>
-        <w:t>́</w:t>
-      </w:r>
-      <w:r>
-        <w:rPr>
-          <w:rFonts w:ascii="Times New Roman" w:hAnsi="Times New Roman"/>
-          <w:b/>
-          <w:color w:val="000000"/>
-          <w:sz w:val="24"/>
-          <w:szCs w:val="24"/>
-        </w:rPr>
-        <w:t>,* мов кади</w:t>
-      </w:r>
-      <w:r>
-        <w:rPr>
-          <w:rFonts w:ascii="Times New Roman" w:hAnsi="Times New Roman"/>
-          <w:sz w:val="24"/>
-          <w:szCs w:val="24"/>
-        </w:rPr>
-        <w:t>́</w:t>
-      </w:r>
-      <w:r>
-        <w:rPr>
-          <w:rFonts w:ascii="Times New Roman" w:hAnsi="Times New Roman"/>
-          <w:b/>
-          <w:color w:val="000000"/>
-          <w:sz w:val="24"/>
-          <w:szCs w:val="24"/>
-        </w:rPr>
-        <w:t>ло пе</w:t>
-      </w:r>
-      <w:r>
-        <w:rPr>
-          <w:rFonts w:ascii="Times New Roman" w:hAnsi="Times New Roman"/>
-          <w:sz w:val="24"/>
-          <w:szCs w:val="24"/>
-        </w:rPr>
-        <w:t>́</w:t>
-      </w:r>
-      <w:r>
-        <w:rPr>
-          <w:rFonts w:ascii="Times New Roman" w:hAnsi="Times New Roman"/>
-          <w:b/>
-          <w:color w:val="000000"/>
-          <w:sz w:val="24"/>
-          <w:szCs w:val="24"/>
-        </w:rPr>
-        <w:t>ред Тобо</w:t>
-      </w:r>
-      <w:r>
-        <w:rPr>
-          <w:rFonts w:ascii="Times New Roman" w:hAnsi="Times New Roman"/>
-          <w:sz w:val="24"/>
-          <w:szCs w:val="24"/>
-        </w:rPr>
-        <w:t>́</w:t>
-      </w:r>
-      <w:r>
-        <w:rPr>
-          <w:rFonts w:ascii="Times New Roman" w:hAnsi="Times New Roman"/>
-          <w:b/>
-          <w:color w:val="000000"/>
-          <w:sz w:val="24"/>
-          <w:szCs w:val="24"/>
-        </w:rPr>
-        <w:t>ю;* підно</w:t>
-      </w:r>
-      <w:r>
-        <w:rPr>
-          <w:rFonts w:ascii="Times New Roman" w:hAnsi="Times New Roman"/>
-          <w:sz w:val="24"/>
-          <w:szCs w:val="24"/>
-        </w:rPr>
-        <w:t>́</w:t>
-      </w:r>
-      <w:r>
-        <w:rPr>
-          <w:rFonts w:ascii="Times New Roman" w:hAnsi="Times New Roman"/>
-          <w:b/>
-          <w:color w:val="000000"/>
-          <w:sz w:val="24"/>
-          <w:szCs w:val="24"/>
-        </w:rPr>
-        <w:t>шення рук мої</w:t>
-      </w:r>
-      <w:r>
-        <w:rPr>
-          <w:rFonts w:ascii="Times New Roman" w:hAnsi="Times New Roman"/>
-          <w:sz w:val="24"/>
-          <w:szCs w:val="24"/>
-        </w:rPr>
-        <w:t>́</w:t>
-      </w:r>
-      <w:r>
-        <w:rPr>
-          <w:rFonts w:ascii="Times New Roman" w:hAnsi="Times New Roman"/>
-          <w:b/>
-          <w:color w:val="000000"/>
-          <w:sz w:val="24"/>
-          <w:szCs w:val="24"/>
-        </w:rPr>
-        <w:t>х,* як же</w:t>
-      </w:r>
-      <w:r>
-        <w:rPr>
-          <w:rFonts w:ascii="Times New Roman" w:hAnsi="Times New Roman"/>
-          <w:sz w:val="24"/>
-          <w:szCs w:val="24"/>
-        </w:rPr>
-        <w:t>́</w:t>
-      </w:r>
-      <w:r>
-        <w:rPr>
-          <w:rFonts w:ascii="Times New Roman" w:hAnsi="Times New Roman"/>
-          <w:b/>
-          <w:color w:val="000000"/>
-          <w:sz w:val="24"/>
-          <w:szCs w:val="24"/>
-        </w:rPr>
-        <w:t>ртва вечі</w:t>
-      </w:r>
-      <w:r>
-        <w:rPr>
-          <w:rFonts w:ascii="Times New Roman" w:hAnsi="Times New Roman"/>
-          <w:sz w:val="24"/>
-          <w:szCs w:val="24"/>
-        </w:rPr>
-        <w:t>́</w:t>
-      </w:r>
-      <w:r>
-        <w:rPr>
-          <w:rFonts w:ascii="Times New Roman" w:hAnsi="Times New Roman"/>
-          <w:b/>
-          <w:color w:val="000000"/>
-          <w:sz w:val="24"/>
-          <w:szCs w:val="24"/>
-        </w:rPr>
-        <w:t>рня.* Ви</w:t>
-      </w:r>
-      <w:r>
-        <w:rPr>
-          <w:rFonts w:ascii="Times New Roman" w:hAnsi="Times New Roman"/>
-          <w:sz w:val="24"/>
-          <w:szCs w:val="24"/>
-        </w:rPr>
-        <w:t>́</w:t>
-      </w:r>
-      <w:r>
-        <w:rPr>
-          <w:rFonts w:ascii="Times New Roman" w:hAnsi="Times New Roman"/>
-          <w:b/>
-          <w:color w:val="000000"/>
-          <w:sz w:val="24"/>
-          <w:szCs w:val="24"/>
-        </w:rPr>
-        <w:t>слухай мене</w:t>
-      </w:r>
-      <w:r>
-        <w:rPr>
-          <w:rFonts w:ascii="Times New Roman" w:hAnsi="Times New Roman"/>
-          <w:sz w:val="24"/>
-          <w:szCs w:val="24"/>
-        </w:rPr>
-        <w:t>́</w:t>
-      </w:r>
-      <w:r>
-        <w:rPr>
-          <w:rFonts w:ascii="Times New Roman" w:hAnsi="Times New Roman"/>
-          <w:b/>
-          <w:color w:val="000000"/>
-          <w:sz w:val="24"/>
-          <w:szCs w:val="24"/>
-        </w:rPr>
-        <w:t>, Го</w:t>
-      </w:r>
-      <w:r>
-        <w:rPr>
-          <w:rFonts w:ascii="Times New Roman" w:hAnsi="Times New Roman"/>
-          <w:sz w:val="24"/>
-          <w:szCs w:val="24"/>
-        </w:rPr>
-        <w:t>́</w:t>
-      </w:r>
-      <w:r>
-        <w:rPr>
-          <w:rFonts w:ascii="Times New Roman" w:hAnsi="Times New Roman"/>
-          <w:b/>
-          <w:color w:val="000000"/>
-          <w:sz w:val="24"/>
-          <w:szCs w:val="24"/>
         </w:rPr>
         <w:t>споди.</w:t>
       </w:r>

--- a/flow/20230914_vu_template/drafts/2024-11-u/26-ВТ-Аліпія.docx
+++ b/flow/20230914_vu_template/drafts/2024-11-u/26-ВТ-Аліпія.docx
@@ -1875,9 +1875,8 @@
         <w:rPr>
           <w:rFonts w:ascii="Times New Roman" w:hAnsi="Times New Roman"/>
           <w:i/>
-          <w:color w:val="FF0000"/>
-          <w:sz w:val="24"/>
-          <w:szCs w:val="24"/>
+          <w:color w:val="FF4400"/>
+          <w:sz w:val="24"/>
         </w:rPr>
         <w:t>Священник:</w:t>
       </w:r>
@@ -1885,7 +1884,6 @@
         <w:rPr>
           <w:rFonts w:ascii="Times New Roman" w:hAnsi="Times New Roman"/>
           <w:sz w:val="24"/>
-          <w:szCs w:val="24"/>
         </w:rPr>
         <w:t xml:space="preserve"> Бо Твоє є царство, і сила, і слава, Отця, і Сина, і Святого Духа, нині, і повсякчас, і на віки віків.</w:t>
       </w:r>
@@ -9992,7 +9990,6 @@
           <w:i/>
           <w:color w:val="FF4400"/>
           <w:sz w:val="24"/>
-          <w:szCs w:val="24"/>
         </w:rPr>
         <w:t>Священник:</w:t>
       </w:r>
@@ -10000,7 +9997,6 @@
         <w:rPr>
           <w:rFonts w:ascii="Times New Roman" w:hAnsi="Times New Roman"/>
           <w:sz w:val="24"/>
-          <w:szCs w:val="24"/>
         </w:rPr>
         <w:t xml:space="preserve"> Бо Тобі належить усяка слава, честь і поклоніння, Отцю, і Сину, і Святому Духові, нині, і повсякчас, і на віки віків.</w:t>
       </w:r>
@@ -21840,9 +21836,8 @@
         <w:rPr>
           <w:rFonts w:ascii="Times New Roman" w:hAnsi="Times New Roman"/>
           <w:i/>
-          <w:color w:val="FF0000"/>
-          <w:sz w:val="24"/>
-          <w:szCs w:val="24"/>
+          <w:color w:val="FF4400"/>
+          <w:sz w:val="24"/>
         </w:rPr>
         <w:t>Священник:</w:t>
       </w:r>
@@ -21850,7 +21845,6 @@
         <w:rPr>
           <w:rFonts w:ascii="Times New Roman" w:hAnsi="Times New Roman"/>
           <w:sz w:val="24"/>
-          <w:szCs w:val="24"/>
         </w:rPr>
         <w:t xml:space="preserve"> Бо Твоє є царство, і сила, і слава, Отця, і Сина, і Святого Духа, нині, і повсякчас, і на віки віків.</w:t>
       </w:r>
@@ -22389,25 +22383,15 @@
           <w:i/>
           <w:color w:val="FF4400"/>
           <w:sz w:val="24"/>
-          <w:szCs w:val="24"/>
-        </w:rPr>
-        <w:t xml:space="preserve">Священник: </w:t>
-      </w:r>
-      <w:r>
-        <w:rPr>
-          <w:rFonts w:ascii="Times New Roman" w:hAnsi="Times New Roman"/>
-          <w:sz w:val="24"/>
-          <w:szCs w:val="24"/>
-        </w:rPr>
-        <w:t>Бо милостивий і людинолюбний Бог єси, і Т</w:t>
-      </w:r>
-      <w:r>
-        <w:rPr>
-          <w:rFonts w:ascii="Times New Roman" w:hAnsi="Times New Roman"/>
-          <w:sz w:val="24"/>
-          <w:szCs w:val="24"/>
-        </w:rPr>
-        <w:t>обі славу возсилаємо, Отцю, і Сину, і Святому Духові, нині, і повсякчас, і на віки віків.</w:t>
+        </w:rPr>
+        <w:t>Священник:</w:t>
+      </w:r>
+      <w:r>
+        <w:rPr>
+          <w:rFonts w:ascii="Times New Roman" w:hAnsi="Times New Roman"/>
+          <w:sz w:val="24"/>
+        </w:rPr>
+        <w:t xml:space="preserve"> Бо милостивий і людинолюбний Бог єси, і Тобі славу возсилаємо, Отцю, і Сину, і Святому Духові, нині, і повсякчас, і на віки віків.</w:t>
       </w:r>
     </w:p>
     <w:p>
@@ -22528,19 +22512,47 @@
         <w:rPr>
           <w:rFonts w:ascii="Times New Roman" w:hAnsi="Times New Roman"/>
           <w:i/>
+          <w:color w:val="FF4400"/>
+          <w:sz w:val="24"/>
+        </w:rPr>
+        <w:t>Священник:</w:t>
+      </w:r>
+      <w:r>
+        <w:rPr>
+          <w:rFonts w:ascii="Times New Roman" w:hAnsi="Times New Roman"/>
+          <w:sz w:val="24"/>
+        </w:rPr>
+        <w:t xml:space="preserve"> Сла́ва Тобі́, Хри́сте Бо́же, упова́ння на́ше, сла́ва Тобі́!</w:t>
+      </w:r>
+    </w:p>
+    <w:p>
+      <w:pPr>
+        <w:pStyle w:val="Normal"/>
+        <w:spacing w:after="120"/>
+      </w:pPr>
+      <w:r>
+        <w:rPr>
+          <w:rFonts w:ascii="Times New Roman" w:hAnsi="Times New Roman"/>
+          <w:i/>
           <w:color w:val="FF0000"/>
           <w:sz w:val="24"/>
         </w:rPr>
-        <w:t>Священ</w:t>
-      </w:r>
-      <w:r>
-        <w:rPr>
-          <w:rFonts w:ascii="Times New Roman" w:hAnsi="Times New Roman"/>
-          <w:i/>
+        <w:t>Вірні:</w:t>
+      </w:r>
+      <w:r>
+        <w:rPr>
+          <w:rFonts w:ascii="Times New Roman" w:hAnsi="Times New Roman"/>
           <w:color w:val="FF0000"/>
           <w:sz w:val="24"/>
         </w:rPr>
-        <w:t>н</w:t>
+        <w:t xml:space="preserve"> </w:t>
+      </w:r>
+      <w:r>
+        <w:rPr>
+          <w:rFonts w:ascii="Times New Roman" w:hAnsi="Times New Roman"/>
+          <w:sz w:val="24"/>
+        </w:rPr>
+        <w:t xml:space="preserve">Сла́ва Отцю́, і Си́ну, і Свято́му Ду́хові, і ни́ні, і повсякча́с, і на ві́ки вікі́в. Амі́нь. Го́споди, поми́луй. </w:t>
       </w:r>
       <w:r>
         <w:rPr>
@@ -22549,60 +22561,6 @@
           <w:color w:val="FF0000"/>
           <w:sz w:val="24"/>
         </w:rPr>
-        <w:t>ик:</w:t>
-      </w:r>
-      <w:r>
-        <w:rPr>
-          <w:rFonts w:ascii="Times New Roman" w:hAnsi="Times New Roman"/>
-          <w:color w:val="FF0000"/>
-          <w:sz w:val="24"/>
-        </w:rPr>
-        <w:t xml:space="preserve"> </w:t>
-      </w:r>
-      <w:r>
-        <w:rPr>
-          <w:rFonts w:ascii="Times New Roman" w:hAnsi="Times New Roman"/>
-          <w:sz w:val="24"/>
-        </w:rPr>
-        <w:t>Сла́ва Тобі́, Хри́сте Бо́же, упова́ння на́ше, сла́ва Тобі́!</w:t>
-      </w:r>
-    </w:p>
-    <w:p>
-      <w:pPr>
-        <w:pStyle w:val="Normal"/>
-        <w:spacing w:after="120"/>
-      </w:pPr>
-      <w:r>
-        <w:rPr>
-          <w:rFonts w:ascii="Times New Roman" w:hAnsi="Times New Roman"/>
-          <w:i/>
-          <w:color w:val="FF0000"/>
-          <w:sz w:val="24"/>
-        </w:rPr>
-        <w:t>Вірні:</w:t>
-      </w:r>
-      <w:r>
-        <w:rPr>
-          <w:rFonts w:ascii="Times New Roman" w:hAnsi="Times New Roman"/>
-          <w:color w:val="FF0000"/>
-          <w:sz w:val="24"/>
-        </w:rPr>
-        <w:t xml:space="preserve"> </w:t>
-      </w:r>
-      <w:r>
-        <w:rPr>
-          <w:rFonts w:ascii="Times New Roman" w:hAnsi="Times New Roman"/>
-          <w:sz w:val="24"/>
-        </w:rPr>
-        <w:t xml:space="preserve">Сла́ва Отцю́, і Си́ну, і Свято́му Ду́хові, і ни́ні, і повсякча́с, і на ві́ки вікі́в. Амі́нь. Го́споди, поми́луй. </w:t>
-      </w:r>
-      <w:r>
-        <w:rPr>
-          <w:rFonts w:ascii="Times New Roman" w:hAnsi="Times New Roman"/>
-          <w:i/>
-          <w:color w:val="FF0000"/>
-          <w:sz w:val="24"/>
-        </w:rPr>
         <w:t>(3 р.)</w:t>
       </w:r>
       <w:r>
@@ -22616,84 +22574,38 @@
     <w:p>
       <w:pPr>
         <w:spacing w:after="120"/>
-        <w:jc w:val="both"/>
-        <w:rPr>
-          <w:rFonts w:ascii="Times New Roman" w:hAnsi="Times New Roman"/>
-          <w:sz w:val="24"/>
-          <w:szCs w:val="24"/>
-        </w:rPr>
-      </w:pPr>
-      <w:r>
-        <w:rPr>
-          <w:rFonts w:ascii="Times New Roman" w:hAnsi="Times New Roman"/>
-          <w:i/>
-          <w:color w:val="FF0000"/>
-          <w:sz w:val="24"/>
-          <w:szCs w:val="24"/>
-        </w:rPr>
-        <w:t>Священик:</w:t>
-      </w:r>
-      <w:r>
-        <w:rPr>
-          <w:rFonts w:ascii="Times New Roman" w:hAnsi="Times New Roman"/>
-          <w:color w:val="FF0000"/>
-          <w:sz w:val="24"/>
-          <w:szCs w:val="24"/>
-        </w:rPr>
-        <w:t xml:space="preserve"> </w:t>
-      </w:r>
-      <w:r>
-        <w:rPr>
-          <w:rFonts w:ascii="Times New Roman" w:hAnsi="Times New Roman"/>
-          <w:sz w:val="24"/>
-          <w:szCs w:val="24"/>
-        </w:rPr>
-        <w:t>Христос, істинний Бог наш, молитвами пречистої своєї Матері, чесного і славного пророка, предтечі й христителя Йоана, святих, славних і всехвальних апостолів, і святого (</w:t>
-      </w:r>
-      <w:r>
-        <w:rPr>
-          <w:rFonts w:ascii="Times New Roman" w:hAnsi="Times New Roman"/>
-          <w:i/>
-          <w:color w:val="FF0000"/>
-          <w:sz w:val="24"/>
-          <w:szCs w:val="24"/>
-        </w:rPr>
-        <w:t xml:space="preserve">ім'я, якого є </w:t>
-      </w:r>
-      <w:r>
-        <w:rPr>
-          <w:rFonts w:ascii="Times New Roman" w:hAnsi="Times New Roman"/>
-          <w:i/>
-          <w:color w:val="FF0000"/>
-          <w:sz w:val="24"/>
-          <w:szCs w:val="24"/>
-        </w:rPr>
-        <w:t>храм</w:t>
-      </w:r>
-      <w:r>
-        <w:rPr>
-          <w:rFonts w:ascii="Times New Roman" w:hAnsi="Times New Roman"/>
-          <w:sz w:val="24"/>
-          <w:szCs w:val="24"/>
-        </w:rPr>
-        <w:t xml:space="preserve">), і преподобного отця нашого </w:t>
-      </w:r>
-      <w:r>
-        <w:rPr>
-          <w:rFonts w:ascii="Times New Roman" w:hAnsi="Times New Roman"/>
-          <w:color w:val="000000"/>
-          <w:sz w:val="24"/>
-          <w:szCs w:val="24"/>
-        </w:rPr>
-        <w:t>Аліпія Стовпника</w:t>
-      </w:r>
-      <w:r>
-        <w:rPr>
-          <w:rFonts w:ascii="Times New Roman" w:hAnsi="Times New Roman"/>
-          <w:sz w:val="24"/>
-          <w:szCs w:val="24"/>
-        </w:rPr>
-        <w:t>, і всіх святих, помилує і спасе нас, як благий і людинолюбний.</w:t>
+      </w:pPr>
+      <w:r>
+        <w:rPr>
+          <w:rFonts w:ascii="Times New Roman" w:hAnsi="Times New Roman"/>
+          <w:i/>
+          <w:color w:val="FF4400"/>
+          <w:sz w:val="24"/>
+        </w:rPr>
+        <w:t>Священник:</w:t>
+      </w:r>
+      <w:r>
+        <w:rPr>
+          <w:rFonts w:ascii="Times New Roman" w:hAnsi="Times New Roman"/>
+          <w:sz w:val="24"/>
+        </w:rPr>
+        <w:t xml:space="preserve"> Христос, істинний Бог наш - молитвами пречистої Своєї Матері, чесного і славного пророка, предтечі і хрестителя Івана, святих славних і всехвальних апостолів, і святого, </w:t>
+      </w:r>
+      <w:r>
+        <w:rPr>
+          <w:rFonts w:ascii="Times New Roman" w:hAnsi="Times New Roman"/>
+          <w:i/>
+          <w:color w:val="FF4400"/>
+          <w:sz w:val="24"/>
+        </w:rPr>
+        <w:t>якого є храм</w:t>
+      </w:r>
+      <w:r>
+        <w:rPr>
+          <w:rFonts w:ascii="Times New Roman" w:hAnsi="Times New Roman"/>
+          <w:sz w:val="24"/>
+        </w:rPr>
+        <w:t>, і преподобного отця нашого Аліпія Стовпника, святого великомученика Юрія, що в його чесить у Києві перед воротами Святої Софії храму посвячення пам’ять творимо, і всіх святих - помилує і спасе нас як благий і людинолюбний.</w:t>
       </w:r>
     </w:p>
     <w:p>
@@ -26892,7 +26804,6 @@
           <w:i/>
           <w:color w:val="FF4400"/>
           <w:sz w:val="24"/>
-          <w:szCs w:val="24"/>
         </w:rPr>
         <w:t>Священник:</w:t>
       </w:r>
@@ -26900,7 +26811,6 @@
         <w:rPr>
           <w:rFonts w:ascii="Times New Roman" w:hAnsi="Times New Roman"/>
           <w:sz w:val="24"/>
-          <w:szCs w:val="24"/>
         </w:rPr>
         <w:t xml:space="preserve"> Бо Тобі належить усяка слава, честь і поклоніння, Отцю, і Сину, і Святому Духові, нині, і повсякчас, і на віки віків.</w:t>
       </w:r>
@@ -27529,27 +27439,15 @@
           <w:i/>
           <w:color w:val="FF4400"/>
           <w:sz w:val="24"/>
-          <w:szCs w:val="24"/>
         </w:rPr>
         <w:t>Священник:</w:t>
       </w:r>
       <w:r>
         <w:rPr>
           <w:rFonts w:ascii="Times New Roman" w:hAnsi="Times New Roman"/>
-          <w:color w:val="000000"/>
-          <w:sz w:val="24"/>
-          <w:szCs w:val="24"/>
-        </w:rPr>
-        <w:t xml:space="preserve"> Бо Твоя є влада і Твоє є царство, і сила, і слава, Отця, і Сина, і </w:t>
-      </w:r>
-      <w:r>
-        <w:rPr>
-          <w:rFonts w:ascii="Times New Roman" w:hAnsi="Times New Roman"/>
-          <w:color w:val="000000"/>
-          <w:sz w:val="24"/>
-          <w:szCs w:val="24"/>
-        </w:rPr>
-        <w:t>Святого Духа, нині, і повсякчас, і на віки віків.</w:t>
+          <w:sz w:val="24"/>
+        </w:rPr>
+        <w:t xml:space="preserve"> Бо Твоя є влада і Твоє є царство, і сила, і слава, Отця, і Сина, і Святого Духа, нині, і повсякчас, і на віки віків.</w:t>
       </w:r>
     </w:p>
     <w:p>
@@ -27917,16 +27815,13 @@
           <w:i/>
           <w:color w:val="FF4400"/>
           <w:sz w:val="24"/>
-          <w:szCs w:val="24"/>
         </w:rPr>
         <w:t>Священник:</w:t>
       </w:r>
       <w:r>
         <w:rPr>
           <w:rFonts w:ascii="Times New Roman" w:hAnsi="Times New Roman"/>
-          <w:color w:val="000000"/>
-          <w:sz w:val="24"/>
-          <w:szCs w:val="24"/>
+          <w:sz w:val="24"/>
         </w:rPr>
         <w:t xml:space="preserve"> Бо Ти благий і людинолюбний Бог – і Тобі славу возсилаємо, Отцю, і Сину, і Святому Духові, нині, і повсякчас, і на віки віків.</w:t>
       </w:r>
@@ -29350,28 +29245,17 @@
         <w:rPr>
           <w:rFonts w:ascii="Times New Roman" w:hAnsi="Times New Roman"/>
           <w:i/>
-          <w:color w:val="FF0000"/>
-          <w:sz w:val="24"/>
-          <w:szCs w:val="24"/>
-        </w:rPr>
-        <w:t xml:space="preserve">Священник: </w:t>
-      </w:r>
-      <w:r>
-        <w:rPr>
-          <w:rFonts w:ascii="Times New Roman" w:hAnsi="Times New Roman"/>
-          <w:color w:val="000000"/>
-          <w:sz w:val="24"/>
-          <w:szCs w:val="24"/>
-        </w:rPr>
-        <w:t>Бо Ти Бог наш і Тобі славу возсилаємо: Отцю, і Сину, і Святому Духові</w:t>
-      </w:r>
-      <w:r>
-        <w:rPr>
-          <w:rFonts w:ascii="Times New Roman" w:hAnsi="Times New Roman"/>
-          <w:sz w:val="24"/>
-          <w:szCs w:val="24"/>
-        </w:rPr>
-        <w:t>, нині, і повсякчас, і на віки віків.</w:t>
+          <w:color w:val="FF4400"/>
+          <w:sz w:val="24"/>
+        </w:rPr>
+        <w:t>Священник:</w:t>
+      </w:r>
+      <w:r>
+        <w:rPr>
+          <w:rFonts w:ascii="Times New Roman" w:hAnsi="Times New Roman"/>
+          <w:sz w:val="24"/>
+        </w:rPr>
+        <w:t xml:space="preserve"> Бо Ти Бог наш і Тобі славу возсилаємо: Отцю, і Сину, і Святому Духові, нині, і повсякчас, і на віки віків.</w:t>
       </w:r>
     </w:p>
     <w:p>
@@ -30347,28 +30231,17 @@
         <w:rPr>
           <w:rFonts w:ascii="Times New Roman" w:hAnsi="Times New Roman"/>
           <w:i/>
-          <w:color w:val="FF0000"/>
-          <w:sz w:val="24"/>
-          <w:szCs w:val="24"/>
-        </w:rPr>
-        <w:t xml:space="preserve">Священник: </w:t>
-      </w:r>
-      <w:r>
-        <w:rPr>
-          <w:rFonts w:ascii="Times New Roman" w:hAnsi="Times New Roman"/>
-          <w:color w:val="000000"/>
-          <w:sz w:val="24"/>
-          <w:szCs w:val="24"/>
-        </w:rPr>
-        <w:t>Бо Ти цар миру і Спас душ наших – і Тобі славу возсилаємо, Отцю, і Сину, і Святому Духові</w:t>
-      </w:r>
-      <w:r>
-        <w:rPr>
-          <w:rFonts w:ascii="Times New Roman" w:hAnsi="Times New Roman"/>
-          <w:sz w:val="24"/>
-          <w:szCs w:val="24"/>
-        </w:rPr>
-        <w:t>, нині, і повсякчас, і на віки віків.</w:t>
+          <w:color w:val="FF4400"/>
+          <w:sz w:val="24"/>
+        </w:rPr>
+        <w:t>Священник:</w:t>
+      </w:r>
+      <w:r>
+        <w:rPr>
+          <w:rFonts w:ascii="Times New Roman" w:hAnsi="Times New Roman"/>
+          <w:sz w:val="24"/>
+        </w:rPr>
+        <w:t xml:space="preserve"> Бо Ти цар миру і Спас душ наших – і Тобі славу возсилаємо, Отцю, і Сину, і Святому Духові, нині, і повсякчас, і на віки віків.</w:t>
       </w:r>
     </w:p>
     <w:p>
@@ -33891,27 +33764,15 @@
           <w:i/>
           <w:color w:val="FF4400"/>
           <w:sz w:val="24"/>
-          <w:szCs w:val="24"/>
-        </w:rPr>
-        <w:t xml:space="preserve">Священник: </w:t>
-      </w:r>
-      <w:r>
-        <w:rPr>
-          <w:rFonts w:ascii="Times New Roman" w:hAnsi="Times New Roman"/>
-          <w:color w:val="000000"/>
-          <w:sz w:val="24"/>
-          <w:szCs w:val="24"/>
-        </w:rPr>
-        <w:t>Бо до Тебе належить милувати і спасати нас, Боже наш, і Тобі славу возсилаємо, Отцю, і Сину, і Свят</w:t>
-      </w:r>
-      <w:r>
-        <w:rPr>
-          <w:rFonts w:ascii="Times New Roman" w:hAnsi="Times New Roman"/>
-          <w:color w:val="000000"/>
-          <w:sz w:val="24"/>
-          <w:szCs w:val="24"/>
-        </w:rPr>
-        <w:t>ому Духові, нині, і повсякчас, і на віки віків.</w:t>
+        </w:rPr>
+        <w:t>Священник:</w:t>
+      </w:r>
+      <w:r>
+        <w:rPr>
+          <w:rFonts w:ascii="Times New Roman" w:hAnsi="Times New Roman"/>
+          <w:sz w:val="24"/>
+        </w:rPr>
+        <w:t xml:space="preserve"> Бо до Тебе належить милувати і спасати нас, Боже наш, і Тобі славу возсилаємо, Отцю, і Сину, і Святому Духові, нині, і повсякчас, і на віки віків.</w:t>
       </w:r>
     </w:p>
     <w:p>
@@ -35977,9 +35838,8 @@
         <w:rPr>
           <w:rFonts w:ascii="Times New Roman" w:hAnsi="Times New Roman"/>
           <w:i/>
-          <w:color w:val="FF0000"/>
-          <w:sz w:val="24"/>
-          <w:szCs w:val="24"/>
+          <w:color w:val="FF4400"/>
+          <w:sz w:val="24"/>
         </w:rPr>
         <w:t>Священник:</w:t>
       </w:r>
@@ -35987,7 +35847,6 @@
         <w:rPr>
           <w:rFonts w:ascii="Times New Roman" w:hAnsi="Times New Roman"/>
           <w:sz w:val="24"/>
-          <w:szCs w:val="24"/>
         </w:rPr>
         <w:t xml:space="preserve"> Бо Твоє є царство, і сила, і слава, Отця, і Сина, і Святого Духа, нині, і повсякчас, і на віки віків.</w:t>
       </w:r>
@@ -36485,25 +36344,15 @@
           <w:i/>
           <w:color w:val="FF4400"/>
           <w:sz w:val="24"/>
-          <w:szCs w:val="24"/>
-        </w:rPr>
-        <w:t xml:space="preserve">Священник: </w:t>
-      </w:r>
-      <w:r>
-        <w:rPr>
-          <w:rFonts w:ascii="Times New Roman" w:hAnsi="Times New Roman"/>
-          <w:sz w:val="24"/>
-          <w:szCs w:val="24"/>
-        </w:rPr>
-        <w:t>Бо милостивий і людинолюбний Бог</w:t>
-      </w:r>
-      <w:r>
-        <w:rPr>
-          <w:rFonts w:ascii="Times New Roman" w:hAnsi="Times New Roman"/>
-          <w:sz w:val="24"/>
-          <w:szCs w:val="24"/>
-        </w:rPr>
-        <w:t xml:space="preserve"> єси, і Тобі славу возсилаємо, Отцю, і Сину, і Святому Духові, нині, і повсякчас, і на віки віків.</w:t>
+        </w:rPr>
+        <w:t>Священник:</w:t>
+      </w:r>
+      <w:r>
+        <w:rPr>
+          <w:rFonts w:ascii="Times New Roman" w:hAnsi="Times New Roman"/>
+          <w:sz w:val="24"/>
+        </w:rPr>
+        <w:t xml:space="preserve"> Бо милостивий і людинолюбний Бог єси, і Тобі славу возсилаємо, Отцю, і Сину, і Святому Духові, нині, і повсякчас, і на віки віків.</w:t>
       </w:r>
     </w:p>
     <w:p>
@@ -36624,19 +36473,47 @@
         <w:rPr>
           <w:rFonts w:ascii="Times New Roman" w:hAnsi="Times New Roman"/>
           <w:i/>
+          <w:color w:val="FF4400"/>
+          <w:sz w:val="24"/>
+        </w:rPr>
+        <w:t>Священник:</w:t>
+      </w:r>
+      <w:r>
+        <w:rPr>
+          <w:rFonts w:ascii="Times New Roman" w:hAnsi="Times New Roman"/>
+          <w:sz w:val="24"/>
+        </w:rPr>
+        <w:t xml:space="preserve"> Сла́ва Тобі́, Хри́сте Бо́же, упова́ння на́ше, сла́ва Тобі́!</w:t>
+      </w:r>
+    </w:p>
+    <w:p>
+      <w:pPr>
+        <w:pStyle w:val="Normal"/>
+        <w:spacing w:after="120"/>
+      </w:pPr>
+      <w:r>
+        <w:rPr>
+          <w:rFonts w:ascii="Times New Roman" w:hAnsi="Times New Roman"/>
+          <w:i/>
           <w:color w:val="FF0000"/>
           <w:sz w:val="24"/>
         </w:rPr>
-        <w:t>Священ</w:t>
-      </w:r>
-      <w:r>
-        <w:rPr>
-          <w:rFonts w:ascii="Times New Roman" w:hAnsi="Times New Roman"/>
-          <w:i/>
+        <w:t>Вірні:</w:t>
+      </w:r>
+      <w:r>
+        <w:rPr>
+          <w:rFonts w:ascii="Times New Roman" w:hAnsi="Times New Roman"/>
           <w:color w:val="FF0000"/>
           <w:sz w:val="24"/>
         </w:rPr>
-        <w:t>н</w:t>
+        <w:t xml:space="preserve"> </w:t>
+      </w:r>
+      <w:r>
+        <w:rPr>
+          <w:rFonts w:ascii="Times New Roman" w:hAnsi="Times New Roman"/>
+          <w:sz w:val="24"/>
+        </w:rPr>
+        <w:t xml:space="preserve">Сла́ва Отцю́, і Си́ну, і Свято́му Ду́хові, і ни́ні, і повсякча́с, і на ві́ки вікі́в. Амі́нь. Го́споди, поми́луй. </w:t>
       </w:r>
       <w:r>
         <w:rPr>
@@ -36645,60 +36522,6 @@
           <w:color w:val="FF0000"/>
           <w:sz w:val="24"/>
         </w:rPr>
-        <w:t>ик:</w:t>
-      </w:r>
-      <w:r>
-        <w:rPr>
-          <w:rFonts w:ascii="Times New Roman" w:hAnsi="Times New Roman"/>
-          <w:color w:val="FF0000"/>
-          <w:sz w:val="24"/>
-        </w:rPr>
-        <w:t xml:space="preserve"> </w:t>
-      </w:r>
-      <w:r>
-        <w:rPr>
-          <w:rFonts w:ascii="Times New Roman" w:hAnsi="Times New Roman"/>
-          <w:sz w:val="24"/>
-        </w:rPr>
-        <w:t>Сла́ва Тобі́, Хри́сте Бо́же, упова́ння на́ше, сла́ва Тобі́!</w:t>
-      </w:r>
-    </w:p>
-    <w:p>
-      <w:pPr>
-        <w:pStyle w:val="Normal"/>
-        <w:spacing w:after="120"/>
-      </w:pPr>
-      <w:r>
-        <w:rPr>
-          <w:rFonts w:ascii="Times New Roman" w:hAnsi="Times New Roman"/>
-          <w:i/>
-          <w:color w:val="FF0000"/>
-          <w:sz w:val="24"/>
-        </w:rPr>
-        <w:t>Вірні:</w:t>
-      </w:r>
-      <w:r>
-        <w:rPr>
-          <w:rFonts w:ascii="Times New Roman" w:hAnsi="Times New Roman"/>
-          <w:color w:val="FF0000"/>
-          <w:sz w:val="24"/>
-        </w:rPr>
-        <w:t xml:space="preserve"> </w:t>
-      </w:r>
-      <w:r>
-        <w:rPr>
-          <w:rFonts w:ascii="Times New Roman" w:hAnsi="Times New Roman"/>
-          <w:sz w:val="24"/>
-        </w:rPr>
-        <w:t xml:space="preserve">Сла́ва Отцю́, і Си́ну, і Свято́му Ду́хові, і ни́ні, і повсякча́с, і на ві́ки вікі́в. Амі́нь. Го́споди, поми́луй. </w:t>
-      </w:r>
-      <w:r>
-        <w:rPr>
-          <w:rFonts w:ascii="Times New Roman" w:hAnsi="Times New Roman"/>
-          <w:i/>
-          <w:color w:val="FF0000"/>
-          <w:sz w:val="24"/>
-        </w:rPr>
         <w:t>(3 р.)</w:t>
       </w:r>
       <w:r>
@@ -36712,84 +36535,38 @@
     <w:p>
       <w:pPr>
         <w:spacing w:after="120"/>
-        <w:jc w:val="both"/>
-        <w:rPr>
-          <w:rFonts w:ascii="Times New Roman" w:hAnsi="Times New Roman"/>
-          <w:sz w:val="24"/>
-          <w:szCs w:val="24"/>
-        </w:rPr>
-      </w:pPr>
-      <w:r>
-        <w:rPr>
-          <w:rFonts w:ascii="Times New Roman" w:hAnsi="Times New Roman"/>
-          <w:i/>
-          <w:color w:val="FF0000"/>
-          <w:sz w:val="24"/>
-          <w:szCs w:val="24"/>
-        </w:rPr>
-        <w:t>Священик:</w:t>
-      </w:r>
-      <w:r>
-        <w:rPr>
-          <w:rFonts w:ascii="Times New Roman" w:hAnsi="Times New Roman"/>
-          <w:color w:val="FF0000"/>
-          <w:sz w:val="24"/>
-          <w:szCs w:val="24"/>
-        </w:rPr>
-        <w:t xml:space="preserve"> </w:t>
-      </w:r>
-      <w:r>
-        <w:rPr>
-          <w:rFonts w:ascii="Times New Roman" w:hAnsi="Times New Roman"/>
-          <w:sz w:val="24"/>
-          <w:szCs w:val="24"/>
-        </w:rPr>
-        <w:t>Христос, істинний Бог наш, молитвами пречистої своєї Матері, чесного і славного пророка, предтечі й христителя Йоана, святих, славних і всехвальних апостолів, і святого (</w:t>
-      </w:r>
-      <w:r>
-        <w:rPr>
-          <w:rFonts w:ascii="Times New Roman" w:hAnsi="Times New Roman"/>
-          <w:i/>
-          <w:color w:val="FF0000"/>
-          <w:sz w:val="24"/>
-          <w:szCs w:val="24"/>
-        </w:rPr>
-        <w:t>ім'я, якого є х</w:t>
-      </w:r>
-      <w:r>
-        <w:rPr>
-          <w:rFonts w:ascii="Times New Roman" w:hAnsi="Times New Roman"/>
-          <w:i/>
-          <w:color w:val="FF0000"/>
-          <w:sz w:val="24"/>
-          <w:szCs w:val="24"/>
-        </w:rPr>
-        <w:t>рам</w:t>
-      </w:r>
-      <w:r>
-        <w:rPr>
-          <w:rFonts w:ascii="Times New Roman" w:hAnsi="Times New Roman"/>
-          <w:sz w:val="24"/>
-          <w:szCs w:val="24"/>
-        </w:rPr>
-        <w:t xml:space="preserve">), і преподобного отця нашого </w:t>
-      </w:r>
-      <w:r>
-        <w:rPr>
-          <w:rFonts w:ascii="Times New Roman" w:hAnsi="Times New Roman"/>
-          <w:color w:val="000000"/>
-          <w:sz w:val="24"/>
-          <w:szCs w:val="24"/>
-        </w:rPr>
-        <w:t>Аліпія Стовпника</w:t>
-      </w:r>
-      <w:r>
-        <w:rPr>
-          <w:rFonts w:ascii="Times New Roman" w:hAnsi="Times New Roman"/>
-          <w:sz w:val="24"/>
-          <w:szCs w:val="24"/>
-        </w:rPr>
-        <w:t>, і всіх святих, помилує і спасе нас, як благий і людинолюбний.</w:t>
+      </w:pPr>
+      <w:r>
+        <w:rPr>
+          <w:rFonts w:ascii="Times New Roman" w:hAnsi="Times New Roman"/>
+          <w:i/>
+          <w:color w:val="FF4400"/>
+          <w:sz w:val="24"/>
+        </w:rPr>
+        <w:t>Священник:</w:t>
+      </w:r>
+      <w:r>
+        <w:rPr>
+          <w:rFonts w:ascii="Times New Roman" w:hAnsi="Times New Roman"/>
+          <w:sz w:val="24"/>
+        </w:rPr>
+        <w:t xml:space="preserve"> Христос, істинний Бог наш - молитвами пречистої Своєї Матері, чесного і славного пророка, предтечі і хрестителя Івана, святих славних і всехвальних апостолів, і святого, </w:t>
+      </w:r>
+      <w:r>
+        <w:rPr>
+          <w:rFonts w:ascii="Times New Roman" w:hAnsi="Times New Roman"/>
+          <w:i/>
+          <w:color w:val="FF4400"/>
+          <w:sz w:val="24"/>
+        </w:rPr>
+        <w:t>якого є храм</w:t>
+      </w:r>
+      <w:r>
+        <w:rPr>
+          <w:rFonts w:ascii="Times New Roman" w:hAnsi="Times New Roman"/>
+          <w:sz w:val="24"/>
+        </w:rPr>
+        <w:t>, і преподобного отця нашого Аліпія Стовпника, святого великомученика Юрія, що в його чесить у Києві перед воротами Святої Софії храму посвячення пам’ять творимо, і всіх святих - помилує і спасе нас як благий і людинолюбний.</w:t>
       </w:r>
     </w:p>
     <w:p>
